--- a/output/docx/es/BUFRCREX_TableB_es_01.docx
+++ b/output/docx/es/BUFRCREX_TableB_es_01.docx
@@ -1017,7 +1017,7 @@
                 <w:b w:val="0"/>
                 <w:sz w:val="16"/>
               </w:rPr>
-              <w:t>Note 42: La gama de valores del parámetro 0 04 015 está limitada de –99 a 99; la secuencia común D 06 019 de CREX es la secuencia original con solo 2 caracteres para el descriptor correspondiente.</w:t>
+              <w:t>Note B42: Debería utilizarse el descriptor 0 01 020 en vez del 0 01 004 para cifrar este elemento.</w:t>
             </w:r>
           </w:p>
         </w:tc>
@@ -2554,7 +2554,7 @@
                 <w:b w:val="0"/>
                 <w:sz w:val="16"/>
               </w:rPr>
-              <w:t>Note 125: La posición fija de un buque se indicará mediante el descriptor 0 01 012 establecido en 0 y el descriptor 0 01 013 establecido en 0. La ruta de un buque desconocido (D s = 9) se indicará mediante 0 01 012 establecido en 509. I.2 – BUFR/CREX Tabla B/01 – 8 | Note 60: El período de tiempo indica la duración en minutos respecto de la que se han promediado las mediciones. El fin del período de tiempo está marcado por el fin del barrido (véase más arriba).</w:t>
+              <w:t>Note B125: La posición fija de un buque se indicará mediante el descriptor 0 01 012 establecido en 0 y el descriptor 0 01 013 establecido en 0. La ruta de un buque desconocido (D s = 9) se indicará mediante 0 01 012 establecido en 509. I.2 – BUFR/CREX Tabla B/01 – 8 | Note B60: Los descriptores 0 01 012 y 0 01 013 pueden ser relativos a parámetros de varios significados y los valores correspondientes pueden integrarse en diferentes períodos.</w:t>
             </w:r>
           </w:p>
         </w:tc>
@@ -2763,7 +2763,7 @@
                 <w:b w:val="0"/>
                 <w:sz w:val="16"/>
               </w:rPr>
-              <w:t>Note 60: El período de tiempo indica la duración en minutos respecto de la que se han promediado las mediciones. El fin del período de tiempo está marcado por el fin del barrido (véase más arriba). | Note 125: La posición fija de un buque se indicará mediante el descriptor 0 01 012 establecido en 0 y el descriptor 0 01 013 establecido en 0. La ruta de un buque desconocido (D s = 9) se indicará mediante 0 01 012 establecido en 509. I.2 – BUFR/CREX Tabla B/01 – 8</w:t>
+              <w:t>Note B60: Los descriptores 0 01 012 y 0 01 013 pueden ser relativos a parámetros de varios significados y los valores correspondientes pueden integrarse en diferentes períodos. | Note B125: La posición fija de un buque se indicará mediante el descriptor 0 01 012 establecido en 0 y el descriptor 0 01 013 establecido en 0. La ruta de un buque desconocido (D s = 9) se indicará mediante 0 01 012 establecido en 509. I.2 – BUFR/CREX Tabla B/01 – 8</w:t>
             </w:r>
           </w:p>
         </w:tc>
@@ -4124,7 +4124,7 @@
                 <w:b w:val="0"/>
                 <w:sz w:val="16"/>
               </w:rPr>
-              <w:t>Note 72: La hora de lanzamiento se notificará con el mayor grado de exactitud posible. Si no se dispone de la hora de lanzamiento con una exactitud de segundos, la entrada para los segundos se fijará en cero.</w:t>
+              <w:t>Note B72: Para el descriptor 0 01 022, la cadena de caracteres que representa el “Nombre de la característica” debería ser de la forma: “Tipo de fenómeno” – “Ubicación o nombre geográfico” (por ejemplo: “volcán – Popocatépetl”, “incendio de un pozo de petróleo – Kuwait”).</w:t>
             </w:r>
           </w:p>
         </w:tc>
@@ -4701,7 +4701,7 @@
                 <w:b w:val="0"/>
                 <w:sz w:val="16"/>
               </w:rPr>
-              <w:t>Note 148: El identificador de tormenta (descriptor 0 01 025) tiene este significado: los dos primeros caracteres serán un número de secuencia numérica asignado por el originador del mensaje; el tercer carácter será una letra que indica la cuenca oceánica donde está situada la tormenta, de la forma siguiente: W Noroeste del océano Pacífico E Noreste del océano Pacífico, hasta el meridiano 140° W C Noreste del océano Pacífico, entre los meridianos 140° W y 180° W L Norte del océano Atlántico, incluidos el mar Caribe y el golfo de México A Norte del mar Arábigo B Golfo de Bengala S Sur del océano Índico P Sur del océano Pacífico F CMRE en el área de Nadi en el Pacífico Sur U Australia O Mar de China meridional T Mar de China oriental No es necesario que los diversos observadores coordinen los números de secuencia, a pesar de que ellos pueden comunicar la misma tormenta.</w:t>
+              <w:t>Note B148: El identificador de tormenta (descriptor 0 01 025) tiene este significado: los dos primeros caracteres serán un número de secuencia numérica asignado por el originador del mensaje; el tercer carácter será una letra que indica la cuenca oceánica donde está situada la tormenta, de la forma siguiente: W Noroeste del océano Pacífico E Noreste del océano Pacífico, hasta el meridiano 140° W C Noreste del océano Pacífico, entre los meridianos 140° W y 180° W L Norte del océano Atlántico, incluidos el mar Caribe y el golfo de México A Norte del mar Arábigo B Golfo de Bengala S Sur del océano Índico P Sur del océano Pacífico F CMRE en el área de Nadi en el Pacífico Sur U Australia O Mar de China meridional T Mar de China oriental No es necesario que los diversos observadores coordinen los números de secuencia, a pesar de que ellos pueden comunicar la misma tormenta.</w:t>
             </w:r>
           </w:p>
         </w:tc>
@@ -4894,7 +4894,7 @@
                 <w:b w:val="0"/>
                 <w:sz w:val="16"/>
               </w:rPr>
-              <w:t>Note 43: La separación de datos satelitales de nivel único en serie de mensajes BUFR ayuda a la compresión y aumenta la eficacia de la transmisión y el almacenamiento de datos.</w:t>
+              <w:t>Note B43: Se recomienda utilizar el descriptor 0 01 027 en vez del 0 01 026 para cifrar este elemento.</w:t>
             </w:r>
           </w:p>
         </w:tc>
@@ -5087,7 +5087,7 @@
                 <w:b w:val="0"/>
                 <w:sz w:val="16"/>
               </w:rPr>
-              <w:t>Note 182: Nombre OMM de tormenta (descriptor 0 01 027): el nombre de la tormenta “NAMELESS” se utilizará en los casos en los que una perturbación tropical identificable no haya alcanzado la fuerza de tormenta tropical y no se le haya asignado un nombre oficial.</w:t>
+              <w:t>Note B182: Nombre OMM de tormenta (descriptor 0 01 027): el nombre de la tormenta “NAMELESS” se utilizará en los casos en los que una perturbación tropical identificable no haya alcanzado la fuerza de tormenta tropical y no se le haya asignado un nombre oficial.</w:t>
             </w:r>
           </w:p>
         </w:tc>
@@ -5664,7 +5664,7 @@
                 <w:b w:val="0"/>
                 <w:sz w:val="16"/>
               </w:rPr>
-              <w:t>Note 153: El valor de este elemento podría ser una serie de caracteres que contiene el nombre del modelo y otros elementos útiles tales como la malla del modelo.</w:t>
+              <w:t>Note B153: El valor de este elemento podría ser una serie de caracteres que contiene el nombre del modelo y otros elementos útiles tales como la malla del modelo.</w:t>
             </w:r>
           </w:p>
         </w:tc>
@@ -5857,7 +5857,7 @@
                 <w:b w:val="0"/>
                 <w:sz w:val="16"/>
               </w:rPr>
-              <w:t>Note 44: La secuencia 3 09 030 queda relegada por utilización incorrecta del descriptor 0 04 015; en su lugar utilícese la secuencia 3 09 031.</w:t>
+              <w:t>Note B44: Deberá utilizarse el descriptor 0 01 033 en vez del 0 01 031 para cifrar el centro de origen/generación. La Tabla de cifrado 0 01 034 se establecerá por el centro de origen/generación conexo identificado mediante el descriptor 0 01 033, lo que se comunicará a la Secretaría para su publicación.</w:t>
             </w:r>
           </w:p>
         </w:tc>
@@ -6050,7 +6050,7 @@
                 <w:b w:val="0"/>
                 <w:sz w:val="16"/>
               </w:rPr>
-              <w:t>Note 175: Cuando un centro, que no sea el centro de origen, genere información de calidad, valores de reemplazo o sustitución, y/o información estadística, podrá indicarse el centro utilizando el descriptor 0 01 033. | Note 21: La dirección de desplazamiento del frente debe indicarse siempre, puesto que es necesaria para el trazado de los mapas. Una velocidad de desplazamiento del frente igual a cero indicaría un frente lento. En la tabla de cifrado existe un valor para representar un frente casi estacionario. | Note 38: n/a</w:t>
+              <w:t>Note B175: Cuando un centro, que no sea el centro de origen, genere información de calidad, valores de reemplazo o sustitución, y/o información estadística, podrá indicarse el centro utilizando el descriptor 0 01 033. | Note B21: Si un centro de producción desea indicar una referencia a la aplicación que genera información de calidad, etc., puede utilizar con tal fin el descriptor 0 01 032, pero las tablas de cifrado correspondientes varían de un centro a otro. | Note B38: La tabla de cifrado 0 01 032 será generada por cada centro. I.2 – BUFR/CREX Tabla B/01 – 7 (Clase 01 — continuación)</w:t>
             </w:r>
           </w:p>
         </w:tc>
@@ -7795,7 +7795,7 @@
                 <w:b w:val="0"/>
                 <w:sz w:val="16"/>
               </w:rPr>
-              <w:t>Note 134: Los componentes de la velocidad absoluta de la plataforma (0 01 041, 0 01 042, 0 01 043) se definen de la manera siguiente: – Primer componente: desde el centro de la Tierra hasta 0 grados de longitud en el ecuador: velocidad de la plataforma a lo largo de esta línea con relación al centro de la Tierra. – Segundo componente: desde el centro de la Tierra hasta 90 grados de longitud Este en el ecuador: velocidad de la plataforma a lo largo de esta línea con relación al centro de la Tierra. – Tercer componente: desde el centro de la Tierra hasta el Polo Norte: velocidad de la plataforma a lo largo de esta línea con relación al centro de la Tierra. | Note 154: Los valores para los descriptores 0 01 041, 0 01 042 y 0 01 043 han sido seleccionados para que convengan a satélites en órbita polar en órbitas aproximadamente heliosincrónicas. Las órbitas geoestacionarias requerirían una anchura de datos mayor para la distancia y ligeramente menor para la velocidad. | Note 95: Para los descriptores 0 01 041, 0 01 042 y 0 01 043 se han escogido ejes x, y, y z negativos.</w:t>
+              <w:t>Note B134: Los componentes de la velocidad absoluta de la plataforma (0 01 041, 0 01 042, 0 01 043) se definen de la manera siguiente: – Primer componente: desde el centro de la Tierra hasta 0 grados de longitud en el ecuador: velocidad de la plataforma a lo largo de esta línea con relación al centro de la Tierra. – Segundo componente: desde el centro de la Tierra hasta 90 grados de longitud Este en el ecuador: velocidad de la plataforma a lo largo de esta línea con relación al centro de la Tierra. – Tercer componente: desde el centro de la Tierra hasta el Polo Norte: velocidad de la plataforma a lo largo de esta línea con relación al centro de la Tierra. | Note B154: Los valores para los descriptores 0 01 041, 0 01 042 y 0 01 043 han sido seleccionados para que convengan a satélites en órbita polar en órbitas aproximadamente heliosincrónicas. Las órbitas geoestacionarias requerirían una anchura de datos mayor para la distancia y ligeramente menor para la velocidad. | Note B95: Para los descriptores 0 01 041, 0 01 042 y 0 01 043 se han escogido ejes x, y, y z negativos.</w:t>
             </w:r>
           </w:p>
         </w:tc>
@@ -8004,7 +8004,7 @@
                 <w:b w:val="0"/>
                 <w:sz w:val="16"/>
               </w:rPr>
-              <w:t>Note 134: Los componentes de la velocidad absoluta de la plataforma (0 01 041, 0 01 042, 0 01 043) se definen de la manera siguiente: – Primer componente: desde el centro de la Tierra hasta 0 grados de longitud en el ecuador: velocidad de la plataforma a lo largo de esta línea con relación al centro de la Tierra. – Segundo componente: desde el centro de la Tierra hasta 90 grados de longitud Este en el ecuador: velocidad de la plataforma a lo largo de esta línea con relación al centro de la Tierra. – Tercer componente: desde el centro de la Tierra hasta el Polo Norte: velocidad de la plataforma a lo largo de esta línea con relación al centro de la Tierra. | Note 154: Los valores para los descriptores 0 01 041, 0 01 042 y 0 01 043 han sido seleccionados para que convengan a satélites en órbita polar en órbitas aproximadamente heliosincrónicas. Las órbitas geoestacionarias requerirían una anchura de datos mayor para la distancia y ligeramente menor para la velocidad. | Note 95: Para los descriptores 0 01 041, 0 01 042 y 0 01 043 se han escogido ejes x, y, y z negativos.</w:t>
+              <w:t>Note B134: Los componentes de la velocidad absoluta de la plataforma (0 01 041, 0 01 042, 0 01 043) se definen de la manera siguiente: – Primer componente: desde el centro de la Tierra hasta 0 grados de longitud en el ecuador: velocidad de la plataforma a lo largo de esta línea con relación al centro de la Tierra. – Segundo componente: desde el centro de la Tierra hasta 90 grados de longitud Este en el ecuador: velocidad de la plataforma a lo largo de esta línea con relación al centro de la Tierra. – Tercer componente: desde el centro de la Tierra hasta el Polo Norte: velocidad de la plataforma a lo largo de esta línea con relación al centro de la Tierra. | Note B154: Los valores para los descriptores 0 01 041, 0 01 042 y 0 01 043 han sido seleccionados para que convengan a satélites en órbita polar en órbitas aproximadamente heliosincrónicas. Las órbitas geoestacionarias requerirían una anchura de datos mayor para la distancia y ligeramente menor para la velocidad. | Note B95: Para los descriptores 0 01 041, 0 01 042 y 0 01 043 se han escogido ejes x, y, y z negativos.</w:t>
             </w:r>
           </w:p>
         </w:tc>
@@ -8213,7 +8213,7 @@
                 <w:b w:val="0"/>
                 <w:sz w:val="16"/>
               </w:rPr>
-              <w:t>Note 134: Los componentes de la velocidad absoluta de la plataforma (0 01 041, 0 01 042, 0 01 043) se definen de la manera siguiente: – Primer componente: desde el centro de la Tierra hasta 0 grados de longitud en el ecuador: velocidad de la plataforma a lo largo de esta línea con relación al centro de la Tierra. – Segundo componente: desde el centro de la Tierra hasta 90 grados de longitud Este en el ecuador: velocidad de la plataforma a lo largo de esta línea con relación al centro de la Tierra. – Tercer componente: desde el centro de la Tierra hasta el Polo Norte: velocidad de la plataforma a lo largo de esta línea con relación al centro de la Tierra. | Note 154: Los valores para los descriptores 0 01 041, 0 01 042 y 0 01 043 han sido seleccionados para que convengan a satélites en órbita polar en órbitas aproximadamente heliosincrónicas. Las órbitas geoestacionarias requerirían una anchura de datos mayor para la distancia y ligeramente menor para la velocidad. | Note 95: Para los descriptores 0 01 041, 0 01 042 y 0 01 043 se han escogido ejes x, y, y z negativos.</w:t>
+              <w:t>Note B134: Los componentes de la velocidad absoluta de la plataforma (0 01 041, 0 01 042, 0 01 043) se definen de la manera siguiente: – Primer componente: desde el centro de la Tierra hasta 0 grados de longitud en el ecuador: velocidad de la plataforma a lo largo de esta línea con relación al centro de la Tierra. – Segundo componente: desde el centro de la Tierra hasta 90 grados de longitud Este en el ecuador: velocidad de la plataforma a lo largo de esta línea con relación al centro de la Tierra. – Tercer componente: desde el centro de la Tierra hasta el Polo Norte: velocidad de la plataforma a lo largo de esta línea con relación al centro de la Tierra. | Note B154: Los valores para los descriptores 0 01 041, 0 01 042 y 0 01 043 han sido seleccionados para que convengan a satélites en órbita polar en órbitas aproximadamente heliosincrónicas. Las órbitas geoestacionarias requerirían una anchura de datos mayor para la distancia y ligeramente menor para la velocidad. | Note B95: Para los descriptores 0 01 041, 0 01 042 y 0 01 043 se han escogido ejes x, y, y z negativos.</w:t>
             </w:r>
           </w:p>
         </w:tc>
@@ -11094,7 +11094,7 @@
                 <w:b w:val="0"/>
                 <w:sz w:val="16"/>
               </w:rPr>
-              <w:t>Note 45: Algunos tipos de estación no tienen capacidad para determinar la condición de la superficie con precisión. Únicamente pueden informar sobre condiciones como “no está seca” o “está helada”. La tabla de cifrado para las condiciones de la superficie de la carretera se ha ajustado en consecuencia.</w:t>
+              <w:t>Note B45: El descriptor 0 01 082 se utilizará para indicar el número secuencial del período de información de radiosonda actual (por ejemplo, ciclos sinópticos) en un año dado u otro período de tiempo general definido localmente. El descriptor 0 01 083 se utilizará en caso de múltiples liberaciones secuenciales de radiosondas durante un solo período de información (por ejemplo, ciclos sinópticos), a fin de indicar qué liberación particular genera los valores de datos correspondientes.</w:t>
             </w:r>
           </w:p>
         </w:tc>
@@ -11287,7 +11287,7 @@
                 <w:b w:val="0"/>
                 <w:sz w:val="16"/>
               </w:rPr>
-              <w:t>Note 45: Algunos tipos de estación no tienen capacidad para determinar la condición de la superficie con precisión. Únicamente pueden informar sobre condiciones como “no está seca” o “está helada”. La tabla de cifrado para las condiciones de la superficie de la carretera se ha ajustado en consecuencia.</w:t>
+              <w:t>Note B45: El descriptor 0 01 082 se utilizará para indicar el número secuencial del período de información de radiosonda actual (por ejemplo, ciclos sinópticos) en un año dado u otro período de tiempo general definido localmente. El descriptor 0 01 083 se utilizará en caso de múltiples liberaciones secuenciales de radiosondas durante un solo período de información (por ejemplo, ciclos sinópticos), a fin de indicar qué liberación particular genera los valores de datos correspondientes.</w:t>
             </w:r>
           </w:p>
         </w:tc>
